--- a/print/a4/label-maker--silver-tape-award.docx
+++ b/print/a4/label-maker--silver-tape-award.docx
@@ -2,7 +2,7 @@
 <file path=word/document.xml><?xml version="1.0" encoding="utf-8"?>
 <w:document xmlns:w="http://schemas.openxmlformats.org/wordprocessingml/2006/main" xmlns:m="http://schemas.openxmlformats.org/officeDocument/2006/math" xmlns:r="http://schemas.openxmlformats.org/officeDocument/2006/relationships" xmlns:o="urn:schemas-microsoft-com:office:office" xmlns:v="urn:schemas-microsoft-com:vml" xmlns:w10="urn:schemas-microsoft-com:office:word" xmlns:a="http://schemas.openxmlformats.org/drawingml/2006/main" xmlns:pic="http://schemas.openxmlformats.org/drawingml/2006/picture" xmlns:wp="http://schemas.openxmlformats.org/drawingml/2006/wordprocessingDrawing">
   <w:body>
-    <w:bookmarkStart w:id="40" w:name="X6c1899cd8fee8a95a2a2570ebb914660fdd98c6"/>
+    <w:bookmarkStart w:id="43" w:name="X6c1899cd8fee8a95a2a2570ebb914660fdd98c6"/>
     <w:p>
       <w:pPr>
         <w:pStyle w:val="Heading1"/>
@@ -15,56 +15,18 @@
       <w:pPr>
         <w:pStyle w:val="FirstParagraph"/>
       </w:pPr>
-      <w:r>
-        <w:t xml:space="preserve">⏱️</w:t>
-      </w:r>
-      <w:r>
-        <w:t xml:space="preserve"> </w:t>
-      </w:r>
       <w:r>
         <w:rPr>
           <w:bCs/>
           <w:b/>
         </w:rPr>
-        <w:t xml:space="preserve">15 min</w:t>
-      </w:r>
-      <w:r>
-        <w:t xml:space="preserve"> </w:t>
-      </w:r>
-      <w:r>
-        <w:t xml:space="preserve">· 🧽 Cleanup</w:t>
-      </w:r>
-      <w:r>
-        <w:t xml:space="preserve"> </w:t>
-      </w:r>
-      <w:r>
-        <w:rPr>
-          <w:bCs/>
-          <w:b/>
-        </w:rPr>
-        <w:t xml:space="preserve">$</w:t>
-      </w:r>
-      <w:r>
-        <w:t xml:space="preserve"> </w:t>
-      </w:r>
-      <w:r>
-        <w:t xml:space="preserve">(Quick wipe (2 min) 🧻) · 👧 Ages</w:t>
-      </w:r>
-      <w:r>
-        <w:t xml:space="preserve"> </w:t>
-      </w:r>
-      <w:r>
-        <w:rPr>
-          <w:bCs/>
-          <w:b/>
-        </w:rPr>
-        <w:t xml:space="preserve">3+</w:t>
-      </w:r>
-      <w:r>
-        <w:t xml:space="preserve"> </w:t>
-      </w:r>
-      <w:r>
-        <w:t xml:space="preserve">· 🛋️ Family time</w:t>
+        <w:t xml:space="preserve">⏳ Medium · 20 min</w:t>
+      </w:r>
+      <w:r>
+        <w:t xml:space="preserve"> </w:t>
+      </w:r>
+      <w:r>
+        <w:t xml:space="preserve">· ✨ No cleanup · 📢 Unusually loud · 🏠 Indoor · 👥 Group · 🎂 Ages 6–11+</w:t>
       </w:r>
     </w:p>
     <w:p>
@@ -505,22 +467,43 @@
     </w:p>
     <w:bookmarkEnd w:id="28"/>
     <w:bookmarkEnd w:id="29"/>
-    <w:bookmarkStart w:id="33" w:name="X90575d67fe14a03ef1898ae2a832688b148a116"/>
+    <w:bookmarkStart w:id="36" w:name="X67012d8413f3110ab14b8e2014e44e49739ed72"/>
     <w:p>
       <w:pPr>
         <w:pStyle w:val="Heading2"/>
       </w:pPr>
       <w:r>
-        <w:t xml:space="preserve">🌟 Level Up</w:t>
-      </w:r>
-    </w:p>
-    <w:bookmarkStart w:id="30" w:name="X7ac29abf67c27e4f28e3ba90c5f047b9d2e7a21"/>
+        <w:t xml:space="preserve">🎚️ By Age</w:t>
+      </w:r>
+    </w:p>
+    <w:p>
+      <w:pPr>
+        <w:pStyle w:val="FirstParagraph"/>
+      </w:pPr>
+      <w:r>
+        <w:t xml:space="preserve">🎂 Pick the age. Every age can do the main steps — this is the</w:t>
+      </w:r>
+      <w:r>
+        <w:t xml:space="preserve"> </w:t>
+      </w:r>
+      <w:r>
+        <w:rPr>
+          <w:bCs/>
+          <w:b/>
+        </w:rPr>
+        <w:t xml:space="preserve">extra challenge</w:t>
+      </w:r>
+      <w:r>
+        <w:t xml:space="preserve">.</w:t>
+      </w:r>
+    </w:p>
+    <w:bookmarkStart w:id="30" w:name="Xd9a988c13166dcb49a5852075871601ad97e5df"/>
     <w:p>
       <w:pPr>
         <w:pStyle w:val="Heading3"/>
       </w:pPr>
       <w:r>
-        <w:t xml:space="preserve">🥉 Easy</w:t>
+        <w:t xml:space="preserve">6️⃣ Age 6</w:t>
       </w:r>
     </w:p>
     <w:p>
@@ -538,17 +521,67 @@
         <w:t xml:space="preserve"> </w:t>
       </w:r>
       <w:r>
-        <w:t xml:space="preserve">your nomination. Point to the winner! 👉</w:t>
+        <w:t xml:space="preserve">your nomination. Hand over the award! 🏆</w:t>
       </w:r>
     </w:p>
     <w:bookmarkEnd w:id="30"/>
-    <w:bookmarkStart w:id="31" w:name="Xf43672ad423d0282496fbf467992b0f330b443a"/>
+    <w:bookmarkStart w:id="31" w:name="X1dad34a091d90dc09f1f3b2f85b389fb95004f6"/>
     <w:p>
       <w:pPr>
         <w:pStyle w:val="Heading3"/>
       </w:pPr>
       <w:r>
-        <w:t xml:space="preserve">🥈 Medium</w:t>
+        <w:t xml:space="preserve">7️⃣ Age 7</w:t>
+      </w:r>
+    </w:p>
+    <w:p>
+      <w:pPr>
+        <w:pStyle w:val="FirstParagraph"/>
+      </w:pPr>
+      <w:r>
+        <w:t xml:space="preserve">Write</w:t>
+      </w:r>
+      <w:r>
+        <w:t xml:space="preserve"> </w:t>
+      </w:r>
+      <w:r>
+        <w:rPr>
+          <w:bCs/>
+          <w:b/>
+        </w:rPr>
+        <w:t xml:space="preserve">who</w:t>
+      </w:r>
+      <w:r>
+        <w:t xml:space="preserve"> </w:t>
+      </w:r>
+      <w:r>
+        <w:t xml:space="preserve">+</w:t>
+      </w:r>
+      <w:r>
+        <w:t xml:space="preserve"> </w:t>
+      </w:r>
+      <w:r>
+        <w:rPr>
+          <w:bCs/>
+          <w:b/>
+        </w:rPr>
+        <w:t xml:space="preserve">one reason</w:t>
+      </w:r>
+      <w:r>
+        <w:t xml:space="preserve"> </w:t>
+      </w:r>
+      <w:r>
+        <w:t xml:space="preserve">on the slip.</w:t>
+      </w:r>
+    </w:p>
+    <w:bookmarkEnd w:id="31"/>
+    <w:bookmarkStart w:id="32" w:name="X97592b81667438caff4f0ed360af5aa72e3327e"/>
+    <w:p>
+      <w:pPr>
+        <w:pStyle w:val="Heading3"/>
+      </w:pPr>
+      <w:r>
+        <w:t xml:space="preserve">8️⃣ Age 8</w:t>
       </w:r>
     </w:p>
     <w:p>
@@ -569,20 +602,17 @@
         <w:t xml:space="preserve">3 reasons</w:t>
       </w:r>
       <w:r>
-        <w:t xml:space="preserve"> </w:t>
-      </w:r>
-      <w:r>
-        <w:t xml:space="preserve">why they should win.</w:t>
-      </w:r>
-    </w:p>
-    <w:bookmarkEnd w:id="31"/>
-    <w:bookmarkStart w:id="32" w:name="X62a67ac50e3cebf2d23861cbcb09541e5aea6e9"/>
+        <w:t xml:space="preserve">. Do the drum roll 🥁</w:t>
+      </w:r>
+    </w:p>
+    <w:bookmarkEnd w:id="32"/>
+    <w:bookmarkStart w:id="33" w:name="X708f460606dd1a76d0749f0618bc9d68251a2b7"/>
     <w:p>
       <w:pPr>
         <w:pStyle w:val="Heading3"/>
       </w:pPr>
       <w:r>
-        <w:t xml:space="preserve">🥇 Hard</w:t>
+        <w:t xml:space="preserve">9️⃣ Age 9</w:t>
       </w:r>
     </w:p>
     <w:p>
@@ -594,7 +624,7 @@
           <w:bCs/>
           <w:b/>
         </w:rPr>
-        <w:t xml:space="preserve">Be the host!</w:t>
+        <w:t xml:space="preserve">Be the host</w:t>
       </w:r>
       <w:r>
         <w:t xml:space="preserve"> </w:t>
@@ -609,9 +639,121 @@
         <w:t xml:space="preserve">Welcome everyone, read the nominees, open the envelope ✉️, announce the winner.</w:t>
       </w:r>
     </w:p>
-    <w:bookmarkEnd w:id="32"/>
     <w:bookmarkEnd w:id="33"/>
-    <w:bookmarkStart w:id="34" w:name="X9cc3fda027b658f876f44d44ddc22905faccd4e"/>
+    <w:bookmarkStart w:id="34" w:name="X8171c026b6d3b019e037d636deb1627bab2ad11"/>
+    <w:p>
+      <w:pPr>
+        <w:pStyle w:val="Heading3"/>
+      </w:pPr>
+      <w:r>
+        <w:t xml:space="preserve">🔟 Age 10</w:t>
+      </w:r>
+    </w:p>
+    <w:p>
+      <w:pPr>
+        <w:pStyle w:val="FirstParagraph"/>
+      </w:pPr>
+      <w:r>
+        <w:rPr>
+          <w:bCs/>
+          <w:b/>
+        </w:rPr>
+        <w:t xml:space="preserve">Award committee</w:t>
+      </w:r>
+      <w:r>
+        <w:t xml:space="preserve"> </w:t>
+      </w:r>
+      <w:r>
+        <w:t xml:space="preserve">📋</w:t>
+      </w:r>
+      <w:r>
+        <w:br/>
+      </w:r>
+      <w:r>
+        <w:t xml:space="preserve">Write the rules: what does it take to win? Keep the Award Log.</w:t>
+      </w:r>
+      <w:r>
+        <w:br/>
+      </w:r>
+      <w:r>
+        <w:t xml:space="preserve">Make sure it rotates fairly ⚖️</w:t>
+      </w:r>
+    </w:p>
+    <w:bookmarkEnd w:id="34"/>
+    <w:bookmarkStart w:id="35" w:name="X02bfb3385b20ae9fc9ed6803eef42fea02d2b46"/>
+    <w:p>
+      <w:pPr>
+        <w:pStyle w:val="Heading3"/>
+      </w:pPr>
+      <w:r>
+        <w:t xml:space="preserve">🚀 Age 11+</w:t>
+      </w:r>
+    </w:p>
+    <w:p>
+      <w:pPr>
+        <w:pStyle w:val="FirstParagraph"/>
+      </w:pPr>
+      <w:r>
+        <w:rPr>
+          <w:bCs/>
+          <w:b/>
+        </w:rPr>
+        <w:t xml:space="preserve">Write the speech</w:t>
+      </w:r>
+      <w:r>
+        <w:t xml:space="preserve"> </w:t>
+      </w:r>
+      <w:r>
+        <w:t xml:space="preserve">✍️</w:t>
+      </w:r>
+      <w:r>
+        <w:br/>
+      </w:r>
+      <w:r>
+        <w:t xml:space="preserve">5–6 sentences: one</w:t>
+      </w:r>
+      <w:r>
+        <w:t xml:space="preserve"> </w:t>
+      </w:r>
+      <w:r>
+        <w:rPr>
+          <w:bCs/>
+          <w:b/>
+        </w:rPr>
+        <w:t xml:space="preserve">specific</w:t>
+      </w:r>
+      <w:r>
+        <w:t xml:space="preserve"> </w:t>
+      </w:r>
+      <w:r>
+        <w:t xml:space="preserve">moment, what it showed about them, a thank-you.</w:t>
+      </w:r>
+      <w:r>
+        <w:br/>
+      </w:r>
+      <w:r>
+        <w:t xml:space="preserve">Plan the label to fit</w:t>
+      </w:r>
+      <w:r>
+        <w:t xml:space="preserve"> </w:t>
+      </w:r>
+      <w:r>
+        <w:rPr>
+          <w:bCs/>
+          <w:b/>
+        </w:rPr>
+        <w:t xml:space="preserve">12 characters</w:t>
+      </w:r>
+      <w:r>
+        <w:t xml:space="preserve"> </w:t>
+      </w:r>
+      <w:r>
+        <w:t xml:space="preserve">— spaces count!</w:t>
+      </w:r>
+    </w:p>
+    <w:bookmarkEnd w:id="35"/>
+    <w:bookmarkEnd w:id="36"/>
+    <w:bookmarkStart w:id="37" w:name="X9cc3fda027b658f876f44d44ddc22905faccd4e"/>
     <w:p>
       <w:pPr>
         <w:pStyle w:val="Heading2"/>
@@ -685,8 +827,8 @@
         <w:t xml:space="preserve">🎤 Speeches build brave voices.</w:t>
       </w:r>
     </w:p>
-    <w:bookmarkEnd w:id="34"/>
-    <w:bookmarkStart w:id="35" w:name="X6763fabfd04f5c4a4d62b566a897dedd22150e7"/>
+    <w:bookmarkEnd w:id="37"/>
+    <w:bookmarkStart w:id="38" w:name="X6763fabfd04f5c4a4d62b566a897dedd22150e7"/>
     <w:p>
       <w:pPr>
         <w:pStyle w:val="Heading2"/>
@@ -744,8 +886,8 @@
         <w:t xml:space="preserve">📅 Once a week or once a month keeps it special — and saves tape.</w:t>
       </w:r>
     </w:p>
-    <w:bookmarkEnd w:id="35"/>
-    <w:bookmarkStart w:id="36" w:name="X1e8c337912f0193a41fd873cd12ea5fd283b9ee"/>
+    <w:bookmarkEnd w:id="38"/>
+    <w:bookmarkStart w:id="39" w:name="X1e8c337912f0193a41fd873cd12ea5fd283b9ee"/>
     <w:p>
       <w:pPr>
         <w:pStyle w:val="Heading2"/>
@@ -759,17 +901,7 @@
         <w:pStyle w:val="FirstParagraph"/>
       </w:pPr>
       <w:r>
-        <w:rPr>
-          <w:bCs/>
-          <w:b/>
-        </w:rPr>
-        <w:t xml:space="preserve">$</w:t>
-      </w:r>
-      <w:r>
-        <w:t xml:space="preserve"> </w:t>
-      </w:r>
-      <w:r>
-        <w:t xml:space="preserve">— nothing to it</w:t>
+        <w:t xml:space="preserve">nothing to it</w:t>
       </w:r>
     </w:p>
     <w:p>
@@ -808,8 +940,8 @@
         <w:t xml:space="preserve">☐ 📝 Save the slips in a "nice things" jar 🫙</w:t>
       </w:r>
     </w:p>
-    <w:bookmarkEnd w:id="36"/>
-    <w:bookmarkStart w:id="39" w:name="X50cf555741e6e45190901c440e88d3230da7c1a"/>
+    <w:bookmarkEnd w:id="39"/>
+    <w:bookmarkStart w:id="42" w:name="X50cf555741e6e45190901c440e88d3230da7c1a"/>
     <w:p>
       <w:pPr>
         <w:pStyle w:val="Heading2"/>
@@ -819,7 +951,7 @@
         <w:t xml:space="preserve">🖨️ Printable</w:t>
       </w:r>
     </w:p>
-    <w:bookmarkStart w:id="37" w:name="X32fa9e531d37c5d0ac2dd25e561609313f968f7"/>
+    <w:bookmarkStart w:id="40" w:name="X32fa9e531d37c5d0ac2dd25e561609313f968f7"/>
     <w:p>
       <w:pPr>
         <w:pStyle w:val="Heading3"/>
@@ -1047,8 +1179,8 @@
         </w:tc>
       </w:tr>
     </w:tbl>
-    <w:bookmarkEnd w:id="37"/>
-    <w:bookmarkStart w:id="38" w:name="Xf77125afac3da67eba49f6d8c5d718305a8d968"/>
+    <w:bookmarkEnd w:id="40"/>
+    <w:bookmarkStart w:id="41" w:name="Xf77125afac3da67eba49f6d8c5d718305a8d968"/>
     <w:p>
       <w:pPr>
         <w:pStyle w:val="Heading3"/>
@@ -1229,9 +1361,9 @@
         </w:tc>
       </w:tr>
     </w:tbl>
-    <w:bookmarkEnd w:id="38"/>
-    <w:bookmarkEnd w:id="39"/>
-    <w:bookmarkEnd w:id="40"/>
+    <w:bookmarkEnd w:id="41"/>
+    <w:bookmarkEnd w:id="42"/>
+    <w:bookmarkEnd w:id="43"/>
     <w:sectPr>
       <w:pgSz w:h="16838" w:w="11906"/>
       <w:pgMar w:bottom="850" w:left="850" w:right="850" w:top="850"/>
